--- a/public/2026/seq02/FICHE_S2-A05_Evolution_5eme.docx
+++ b/public/2026/seq02/FICHE_S2-A05_Evolution_5eme.docx
@@ -213,32 +213,6 @@
               <w:t xml:space="preserve">ACTIVITÉ N°05  ·  S16</w:t>
             </w:r>
           </w:p>
-          <w:p>
-            <w:pPr>
-              <w:spacing w:after="0"/>
-            </w:pPr>
-            <w:r>
-              <w:rPr>
-                <w:rFonts w:ascii="Arial" w:cs="Arial" w:eastAsia="Arial" w:hAnsi="Arial"/>
-                <w:sz w:val="14"/>
-                <w:szCs w:val="14"/>
-              </w:rPr>
-              <w:t xml:space="preserve">NOM : ..............................</w:t>
-            </w:r>
-          </w:p>
-          <w:p>
-            <w:pPr>
-              <w:spacing w:after="0"/>
-            </w:pPr>
-            <w:r>
-              <w:rPr>
-                <w:rFonts w:ascii="Arial" w:cs="Arial" w:eastAsia="Arial" w:hAnsi="Arial"/>
-                <w:sz w:val="14"/>
-                <w:szCs w:val="14"/>
-              </w:rPr>
-              <w:t xml:space="preserve">PRÉNOM : .........................</w:t>
-            </w:r>
-          </w:p>
         </w:tc>
         <w:tc>
           <w:tcPr>
@@ -1332,7 +1306,7 @@
     </w:p>
     <w:p>
       <w:pPr>
-        <w:spacing w:after="48" w:before="50"/>
+        <w:spacing w:after="230" w:before="50"/>
       </w:pPr>
       <w:r>
         <w:rPr>
@@ -1344,7 +1318,7 @@
           <w:sz w:val="24"/>
           <w:szCs w:val="24"/>
         </w:rPr>
-        <w:t xml:space="preserve">Le besoin : ......................................................</w:t>
+        <w:t xml:space="preserve">Le besoin : .........................................................................................................................</w:t>
       </w:r>
     </w:p>
     <w:p>
@@ -1978,7 +1952,7 @@
     </w:p>
     <w:p>
       <w:pPr>
-        <w:spacing w:after="48" w:before="50"/>
+        <w:spacing w:after="230" w:before="50"/>
       </w:pPr>
       <w:r>
         <w:rPr>
@@ -1990,7 +1964,7 @@
           <w:sz w:val="24"/>
           <w:szCs w:val="24"/>
         </w:rPr>
-        <w:t xml:space="preserve">La lettre qui ne sert pas (l'intrus) : ..........</w:t>
+        <w:t xml:space="preserve">La lettre qui ne sert pas (l'intrus) : .....................................................................................</w:t>
       </w:r>
     </w:p>
     <w:p>
@@ -2168,38 +2142,38 @@
             <w:pPr>
               <w:keepNext/>
               <w:keepLines/>
-              <w:spacing w:after="68"/>
-            </w:pPr>
-            <w:r>
-              <w:rPr>
-                <w:rFonts w:ascii="Arial" w:cs="Arial" w:eastAsia="Arial" w:hAnsi="Arial"/>
-                <w:b w:val="false"/>
-                <w:bCs w:val="false"/>
-                <w:i w:val="false"/>
-                <w:iCs w:val="false"/>
-                <w:sz w:val="24"/>
-                <w:szCs w:val="24"/>
-              </w:rPr>
-              <w:t xml:space="preserve">..............................................................................</w:t>
-            </w:r>
-          </w:p>
-          <w:p>
-            <w:pPr>
-              <w:keepNext/>
-              <w:keepLines/>
-              <w:spacing w:after="68"/>
-            </w:pPr>
-            <w:r>
-              <w:rPr>
-                <w:rFonts w:ascii="Arial" w:cs="Arial" w:eastAsia="Arial" w:hAnsi="Arial"/>
-                <w:b w:val="false"/>
-                <w:bCs w:val="false"/>
-                <w:i w:val="false"/>
-                <w:iCs w:val="false"/>
-                <w:sz w:val="24"/>
-                <w:szCs w:val="24"/>
-              </w:rPr>
-              <w:t xml:space="preserve">..............................................................................</w:t>
+              <w:spacing w:after="240"/>
+            </w:pPr>
+            <w:r>
+              <w:rPr>
+                <w:rFonts w:ascii="Arial" w:cs="Arial" w:eastAsia="Arial" w:hAnsi="Arial"/>
+                <w:b w:val="false"/>
+                <w:bCs w:val="false"/>
+                <w:i w:val="false"/>
+                <w:iCs w:val="false"/>
+                <w:sz w:val="24"/>
+                <w:szCs w:val="24"/>
+              </w:rPr>
+              <w:t xml:space="preserve">........................................................................................................................................</w:t>
+            </w:r>
+          </w:p>
+          <w:p>
+            <w:pPr>
+              <w:keepNext/>
+              <w:keepLines/>
+              <w:spacing w:after="240"/>
+            </w:pPr>
+            <w:r>
+              <w:rPr>
+                <w:rFonts w:ascii="Arial" w:cs="Arial" w:eastAsia="Arial" w:hAnsi="Arial"/>
+                <w:b w:val="false"/>
+                <w:bCs w:val="false"/>
+                <w:i w:val="false"/>
+                <w:iCs w:val="false"/>
+                <w:sz w:val="24"/>
+                <w:szCs w:val="24"/>
+              </w:rPr>
+              <w:t xml:space="preserve">........................................................................................................................................</w:t>
             </w:r>
           </w:p>
         </w:tc>
@@ -2265,12 +2239,12 @@
           <w:sz w:val="24"/>
           <w:szCs w:val="24"/>
         </w:rPr>
-        <w:t xml:space="preserve">La bougie et l'ampoule LED sont deux objets très différents qui répondent au même besoin, parce que …</w:t>
-      </w:r>
-    </w:p>
-    <w:p>
-      <w:pPr>
-        <w:spacing w:after="128"/>
+        <w:t xml:space="preserve">La bougie et l'ampoule LED sont deux objets très différents qui répondent au même besoin, parce que …</w:t>
+      </w:r>
+    </w:p>
+    <w:p>
+      <w:pPr>
+        <w:spacing w:after="240"/>
       </w:pPr>
       <w:r>
         <w:rPr>
@@ -2282,12 +2256,12 @@
           <w:sz w:val="24"/>
           <w:szCs w:val="24"/>
         </w:rPr>
-        <w:t xml:space="preserve">..............................................................................</w:t>
-      </w:r>
-    </w:p>
-    <w:p>
-      <w:pPr>
-        <w:spacing w:after="128"/>
+        <w:t xml:space="preserve">............................................................................................................................................</w:t>
+      </w:r>
+    </w:p>
+    <w:p>
+      <w:pPr>
+        <w:spacing w:after="240"/>
       </w:pPr>
       <w:r>
         <w:rPr>
@@ -2299,7 +2273,7 @@
           <w:sz w:val="24"/>
           <w:szCs w:val="24"/>
         </w:rPr>
-        <w:t xml:space="preserve">..............................................................................</w:t>
+        <w:t xml:space="preserve">............................................................................................................................................</w:t>
       </w:r>
     </w:p>
     <w:p>

--- a/public/2026/seq02/FICHE_S2-A05_Evolution_5eme.docx
+++ b/public/2026/seq02/FICHE_S2-A05_Evolution_5eme.docx
@@ -721,7 +721,7 @@
                 <w:sz w:val="24"/>
                 <w:szCs w:val="24"/>
               </w:rPr>
-              <w:t xml:space="preserve">......</w:t>
+              <w:t xml:space="preserve">..............</w:t>
             </w:r>
           </w:p>
         </w:tc>
@@ -758,7 +758,7 @@
                 <w:sz w:val="24"/>
                 <w:szCs w:val="24"/>
               </w:rPr>
-              <w:t xml:space="preserve">..........................</w:t>
+              <w:t xml:space="preserve">..................................................</w:t>
             </w:r>
           </w:p>
         </w:tc>
@@ -837,7 +837,7 @@
                 <w:sz w:val="24"/>
                 <w:szCs w:val="24"/>
               </w:rPr>
-              <w:t xml:space="preserve">......</w:t>
+              <w:t xml:space="preserve">..............</w:t>
             </w:r>
           </w:p>
         </w:tc>
@@ -874,7 +874,7 @@
                 <w:sz w:val="24"/>
                 <w:szCs w:val="24"/>
               </w:rPr>
-              <w:t xml:space="preserve">..........................</w:t>
+              <w:t xml:space="preserve">..................................................</w:t>
             </w:r>
           </w:p>
         </w:tc>
@@ -953,7 +953,7 @@
                 <w:sz w:val="24"/>
                 <w:szCs w:val="24"/>
               </w:rPr>
-              <w:t xml:space="preserve">......</w:t>
+              <w:t xml:space="preserve">..............</w:t>
             </w:r>
           </w:p>
         </w:tc>
@@ -990,7 +990,7 @@
                 <w:sz w:val="24"/>
                 <w:szCs w:val="24"/>
               </w:rPr>
-              <w:t xml:space="preserve">..........................</w:t>
+              <w:t xml:space="preserve">..................................................</w:t>
             </w:r>
           </w:p>
         </w:tc>
@@ -1069,7 +1069,7 @@
                 <w:sz w:val="24"/>
                 <w:szCs w:val="24"/>
               </w:rPr>
-              <w:t xml:space="preserve">......</w:t>
+              <w:t xml:space="preserve">..............</w:t>
             </w:r>
           </w:p>
         </w:tc>
@@ -1106,7 +1106,7 @@
                 <w:sz w:val="24"/>
                 <w:szCs w:val="24"/>
               </w:rPr>
-              <w:t xml:space="preserve">..........................</w:t>
+              <w:t xml:space="preserve">..................................................</w:t>
             </w:r>
           </w:p>
         </w:tc>
@@ -1181,7 +1181,7 @@
                 <w:sz w:val="24"/>
                 <w:szCs w:val="24"/>
               </w:rPr>
-              <w:t xml:space="preserve">......</w:t>
+              <w:t xml:space="preserve">..............</w:t>
             </w:r>
           </w:p>
         </w:tc>
@@ -1216,7 +1216,7 @@
                 <w:sz w:val="24"/>
                 <w:szCs w:val="24"/>
               </w:rPr>
-              <w:t xml:space="preserve">..........................</w:t>
+              <w:t xml:space="preserve">..................................................</w:t>
             </w:r>
           </w:p>
         </w:tc>
@@ -1706,7 +1706,7 @@
                 <w:sz w:val="24"/>
                 <w:szCs w:val="24"/>
               </w:rPr>
-              <w:t xml:space="preserve">......</w:t>
+              <w:t xml:space="preserve">..........................</w:t>
             </w:r>
           </w:p>
         </w:tc>
@@ -1785,7 +1785,7 @@
                 <w:sz w:val="24"/>
                 <w:szCs w:val="24"/>
               </w:rPr>
-              <w:t xml:space="preserve">......</w:t>
+              <w:t xml:space="preserve">..........................</w:t>
             </w:r>
           </w:p>
         </w:tc>
@@ -1864,7 +1864,7 @@
                 <w:sz w:val="24"/>
                 <w:szCs w:val="24"/>
               </w:rPr>
-              <w:t xml:space="preserve">......</w:t>
+              <w:t xml:space="preserve">..........................</w:t>
             </w:r>
           </w:p>
         </w:tc>
@@ -1939,7 +1939,7 @@
                 <w:sz w:val="24"/>
                 <w:szCs w:val="24"/>
               </w:rPr>
-              <w:t xml:space="preserve">......</w:t>
+              <w:t xml:space="preserve">..........................</w:t>
             </w:r>
           </w:p>
         </w:tc>

--- a/public/2026/seq02/FICHE_S2-A05_Evolution_5eme.docx
+++ b/public/2026/seq02/FICHE_S2-A05_Evolution_5eme.docx
@@ -349,8 +349,37 @@
       <w:pPr>
         <w:keepNext/>
         <w:keepLines/>
+        <w:spacing w:after="60"/>
+      </w:pPr>
+    </w:p>
+    <w:p>
+      <w:pPr>
         <w:spacing w:after="128"/>
       </w:pPr>
+      <w:r>
+        <w:rPr>
+          <w:rFonts w:ascii="Arial" w:cs="Arial" w:eastAsia="Arial" w:hAnsi="Arial"/>
+          <w:b/>
+          <w:bCs/>
+          <w:i w:val="false"/>
+          <w:iCs w:val="false"/>
+          <w:sz w:val="24"/>
+          <w:szCs w:val="24"/>
+        </w:rPr>
+        <w:t xml:space="preserve">OBJECTIF — </w:t>
+      </w:r>
+      <w:r>
+        <w:rPr>
+          <w:rFonts w:ascii="Arial" w:cs="Arial" w:eastAsia="Arial" w:hAnsi="Arial"/>
+          <w:b w:val="false"/>
+          <w:bCs w:val="false"/>
+          <w:i w:val="false"/>
+          <w:iCs w:val="false"/>
+          <w:sz w:val="24"/>
+          <w:szCs w:val="24"/>
+        </w:rPr>
+        <w:t xml:space="preserve">Tu sauras distinguer le besoin, qui ne change pas, de la solution, qui change.</w:t>
+      </w:r>
     </w:p>
     <w:tbl>
       <w:tblPr>

--- a/public/2026/seq02/FICHE_S2-A05_Evolution_5eme.docx
+++ b/public/2026/seq02/FICHE_S2-A05_Evolution_5eme.docx
@@ -477,6 +477,40 @@
         </w:tc>
       </w:tr>
     </w:tbl>
+    <w:p>
+      <w:pPr>
+        <w:spacing w:after="60" w:before="96"/>
+      </w:pPr>
+      <w:r>
+        <w:rPr>
+          <w:rFonts w:ascii="Arial" w:cs="Arial" w:eastAsia="Arial" w:hAnsi="Arial"/>
+          <w:b w:val="false"/>
+          <w:bCs w:val="false"/>
+          <w:i/>
+          <w:iCs/>
+          <w:sz w:val="22"/>
+          <w:szCs w:val="22"/>
+        </w:rPr>
+        <w:t xml:space="preserve">D'APRÈS TOI ? Réponds AVANT de commencer, même sans être sûr. Ça ne se note pas.</w:t>
+      </w:r>
+    </w:p>
+    <w:p>
+      <w:pPr>
+        <w:spacing w:after="240"/>
+      </w:pPr>
+      <w:r>
+        <w:rPr>
+          <w:rFonts w:ascii="Arial" w:cs="Arial" w:eastAsia="Arial" w:hAnsi="Arial"/>
+          <w:b w:val="false"/>
+          <w:bCs w:val="false"/>
+          <w:i w:val="false"/>
+          <w:iCs w:val="false"/>
+          <w:sz w:val="24"/>
+          <w:szCs w:val="24"/>
+        </w:rPr>
+        <w:t xml:space="preserve">............................................................................................................................................</w:t>
+      </w:r>
+    </w:p>
     <w:p>
       <w:pPr>
         <w:keepNext/>

--- a/public/2026/seq02/FICHE_S2-A05_Evolution_5eme.docx
+++ b/public/2026/seq02/FICHE_S2-A05_Evolution_5eme.docx
@@ -509,6 +509,52 @@
           <w:szCs w:val="24"/>
         </w:rPr>
         <w:t xml:space="preserve">............................................................................................................................................</w:t>
+      </w:r>
+    </w:p>
+    <w:p>
+      <w:pPr>
+        <w:keepNext/>
+        <w:pBdr>
+          <w:top w:val="single" w:sz="6" w:space="2" w:color="D9D9D9"/>
+          <w:left w:val="single" w:sz="6" w:space="2" w:color="D9D9D9"/>
+          <w:bottom w:val="single" w:sz="6" w:space="2" w:color="D9D9D9"/>
+          <w:right w:val="single" w:sz="6" w:space="2" w:color="D9D9D9"/>
+        </w:pBdr>
+        <w:shd w:val="clear" w:color="auto" w:fill="F2F2F2"/>
+        <w:spacing w:before="80" w:after="120"/>
+        <w:ind w:left="60" w:right="60"/>
+      </w:pPr>
+      <w:r>
+        <w:rPr>
+          <w:rFonts w:ascii="Arial" w:cs="Arial" w:eastAsia="Arial" w:hAnsi="Arial"/>
+          <w:b/>
+          <w:bCs/>
+          <w:sz w:val="24"/>
+          <w:szCs w:val="24"/>
+        </w:rPr>
+        <w:t xml:space="preserve">RESSOURCE 1 — Evolutech</w:t>
+      </w:r>
+      <w:r>
+        <w:rPr>
+          <w:rFonts w:ascii="Arial" w:cs="Arial" w:eastAsia="Arial" w:hAnsi="Arial"/>
+          <w:sz w:val="24"/>
+          <w:szCs w:val="24"/>
+        </w:rPr>
+        <w:t xml:space="preserve"> · Techno-Flash · rien à installer</w:t>
+      </w:r>
+      <w:r>
+        <w:rPr>
+          <w:rFonts w:ascii="Arial" w:cs="Arial" w:eastAsia="Arial" w:hAnsi="Arial"/>
+        </w:rPr>
+        <w:br/>
+      </w:r>
+      <w:r>
+        <w:rPr>
+          <w:rFonts w:ascii="Arial" w:cs="Arial" w:eastAsia="Arial" w:hAnsi="Arial"/>
+          <w:sz w:val="22"/>
+          <w:szCs w:val="22"/>
+        </w:rPr>
+        <w:t xml:space="preserve">→ techno-flash.com/animations/Evoulutech-dgka75bx/Evolutech.html</w:t>
       </w:r>
     </w:p>
     <w:p>
